--- a/documents/bab5/BAB-V-SIMASET-DRAFT.docx
+++ b/documents/bab5/BAB-V-SIMASET-DRAFT.docx
@@ -12,7 +12,7 @@
       </w:r>
     </w:p>
     <w:bookmarkEnd w:id="9"/>
-    <w:bookmarkStart w:id="129" w:name="pemodelan-dan-perancangan-sistem"/>
+    <w:bookmarkStart w:id="175" w:name="pemodelan-dan-perancangan-sistem"/>
     <w:p>
       <w:pPr>
         <w:pStyle w:val="Heading1"/>
@@ -10599,13 +10599,13 @@
     </w:p>
     <w:bookmarkEnd w:id="113"/>
     <w:bookmarkEnd w:id="114"/>
-    <w:bookmarkStart w:id="126" w:name="perancangan-interface"/>
+    <w:bookmarkStart w:id="118" w:name="Xdd1603a666f626d44d9b78ead980623c7f92fba"/>
     <w:p>
       <w:pPr>
         <w:pStyle w:val="Heading2"/>
       </w:pPr>
       <w:r>
-        <w:t xml:space="preserve">5.11 Perancangan Interface</w:t>
+        <w:t xml:space="preserve">5.11 Benchmarking Teknis dan Kebutuhan Infrastruktur</w:t>
       </w:r>
     </w:p>
     <w:p>
@@ -10613,16 +10613,24 @@
         <w:pStyle w:val="FirstParagraph"/>
       </w:pPr>
       <w:r>
-        <w:t xml:space="preserve">Perancangan interface SIMASET dilakukan untuk memastikan setiap pengguna dapat mengakses fitur sesuai kebutuhan dan hak aksesnya. Karena aplikasi sudah dikembangkan, dokumentasi interface pada bab ini sebaiknya menggunakan screenshot aplikasi aktual, bukan wireframe lama.</w:t>
-      </w:r>
-    </w:p>
-    <w:bookmarkStart w:id="115" w:name="halaman-login"/>
+        <w:t xml:space="preserve">Benchmarking teknis digunakan sebagai acuan untuk menentukan kebutuhan minimum perangkat keras, perangkat lunak, dan server yang diperlukan agar SIMASET dapat berjalan secara stabil. Acuan ini disusun berdasarkan karakteristik aplikasi SIMASET sebagai aplikasi web full-stack yang menggunakan frontend React, backend Express, PostgreSQL, autentikasi JWT, MFA, peta interaktif, penyimpanan file, serta fitur backup data.</w:t>
+      </w:r>
+    </w:p>
+    <w:p>
+      <w:pPr>
+        <w:pStyle w:val="BodyText"/>
+      </w:pPr>
+      <w:r>
+        <w:t xml:space="preserve">Benchmarking pada bagian ini bukan merupakan pengujian beban akhir, melainkan estimasi teknis untuk kebutuhan implementasi dan deployment awal. Pengujian performa lebih lanjut tetap diperlukan apabila jumlah pengguna, volume data aset, data spasial, atau frekuensi akses meningkat secara signifikan.</w:t>
+      </w:r>
+    </w:p>
+    <w:bookmarkStart w:id="115" w:name="kebutuhan-hardware"/>
     <w:p>
       <w:pPr>
         <w:pStyle w:val="Heading3"/>
       </w:pPr>
       <w:r>
-        <w:t xml:space="preserve">5.11.1 Halaman Login</w:t>
+        <w:t xml:space="preserve">5.11.1 Kebutuhan Hardware</w:t>
       </w:r>
     </w:p>
     <w:p>
@@ -10634,25 +10642,328 @@
           <w:b/>
           <w:bCs/>
         </w:rPr>
-        <w:t xml:space="preserve">Gambar 5.21 Tampilan Halaman Login</w:t>
-      </w:r>
-    </w:p>
+        <w:t xml:space="preserve">Tabel 5.16 Kebutuhan Hardware SIMASET</w:t>
+      </w:r>
+    </w:p>
+    <w:tbl>
+      <w:tblPr>
+        <w:tblStyle w:val="Table"/>
+        <w:tblW w:type="pct" w:w="5000"/>
+        <w:tblLayout w:type="fixed"/>
+        <w:tblLook w:firstRow="1" w:lastRow="0" w:firstColumn="0" w:lastColumn="0" w:noHBand="0" w:noVBand="0" w:val="0020"/>
+      </w:tblPr>
+      <w:tblGrid>
+        <w:gridCol w:w="1721"/>
+        <w:gridCol w:w="1549"/>
+        <w:gridCol w:w="1033"/>
+        <w:gridCol w:w="1893"/>
+        <w:gridCol w:w="1721"/>
+      </w:tblGrid>
+      <w:tr>
+        <w:trPr>
+          <w:tblHeader w:val="on"/>
+        </w:trPr>
+        <w:tc>
+          <w:tcPr/>
+          <w:p>
+            <w:pPr>
+              <w:pStyle w:val="Compact"/>
+            </w:pPr>
+            <w:r>
+              <w:t xml:space="preserve">Lingkungan</w:t>
+            </w:r>
+          </w:p>
+        </w:tc>
+        <w:tc>
+          <w:tcPr/>
+          <w:p>
+            <w:pPr>
+              <w:pStyle w:val="Compact"/>
+            </w:pPr>
+            <w:r>
+              <w:t xml:space="preserve">Processor</w:t>
+            </w:r>
+          </w:p>
+        </w:tc>
+        <w:tc>
+          <w:tcPr/>
+          <w:p>
+            <w:pPr>
+              <w:pStyle w:val="Compact"/>
+            </w:pPr>
+            <w:r>
+              <w:t xml:space="preserve">Memori</w:t>
+            </w:r>
+          </w:p>
+        </w:tc>
+        <w:tc>
+          <w:tcPr/>
+          <w:p>
+            <w:pPr>
+              <w:pStyle w:val="Compact"/>
+            </w:pPr>
+            <w:r>
+              <w:t xml:space="preserve">Penyimpanan</w:t>
+            </w:r>
+          </w:p>
+        </w:tc>
+        <w:tc>
+          <w:tcPr/>
+          <w:p>
+            <w:pPr>
+              <w:pStyle w:val="Compact"/>
+            </w:pPr>
+            <w:r>
+              <w:t xml:space="preserve">Keterangan</w:t>
+            </w:r>
+          </w:p>
+        </w:tc>
+      </w:tr>
+      <w:tr>
+        <w:tc>
+          <w:tcPr/>
+          <w:p>
+            <w:pPr>
+              <w:pStyle w:val="Compact"/>
+            </w:pPr>
+            <w:r>
+              <w:t xml:space="preserve">Minimum server produksi</w:t>
+            </w:r>
+          </w:p>
+        </w:tc>
+        <w:tc>
+          <w:tcPr/>
+          <w:p>
+            <w:pPr>
+              <w:pStyle w:val="Compact"/>
+            </w:pPr>
+            <w:r>
+              <w:t xml:space="preserve">2 vCPU</w:t>
+            </w:r>
+          </w:p>
+        </w:tc>
+        <w:tc>
+          <w:tcPr/>
+          <w:p>
+            <w:pPr>
+              <w:pStyle w:val="Compact"/>
+            </w:pPr>
+            <w:r>
+              <w:t xml:space="preserve">4 GB RAM</w:t>
+            </w:r>
+          </w:p>
+        </w:tc>
+        <w:tc>
+          <w:tcPr/>
+          <w:p>
+            <w:pPr>
+              <w:pStyle w:val="Compact"/>
+            </w:pPr>
+            <w:r>
+              <w:t xml:space="preserve">80 GB SSD</w:t>
+            </w:r>
+          </w:p>
+        </w:tc>
+        <w:tc>
+          <w:tcPr/>
+          <w:p>
+            <w:pPr>
+              <w:pStyle w:val="Compact"/>
+            </w:pPr>
+            <w:r>
+              <w:t xml:space="preserve">Cukup untuk deployment awal dengan jumlah pengguna internal terbatas dan data aset sedang</w:t>
+            </w:r>
+          </w:p>
+        </w:tc>
+      </w:tr>
+      <w:tr>
+        <w:tc>
+          <w:tcPr/>
+          <w:p>
+            <w:pPr>
+              <w:pStyle w:val="Compact"/>
+            </w:pPr>
+            <w:r>
+              <w:t xml:space="preserve">Rekomendasi server produksi</w:t>
+            </w:r>
+          </w:p>
+        </w:tc>
+        <w:tc>
+          <w:tcPr/>
+          <w:p>
+            <w:pPr>
+              <w:pStyle w:val="Compact"/>
+            </w:pPr>
+            <w:r>
+              <w:t xml:space="preserve">4 vCPU</w:t>
+            </w:r>
+          </w:p>
+        </w:tc>
+        <w:tc>
+          <w:tcPr/>
+          <w:p>
+            <w:pPr>
+              <w:pStyle w:val="Compact"/>
+            </w:pPr>
+            <w:r>
+              <w:t xml:space="preserve">8 GB RAM</w:t>
+            </w:r>
+          </w:p>
+        </w:tc>
+        <w:tc>
+          <w:tcPr/>
+          <w:p>
+            <w:pPr>
+              <w:pStyle w:val="Compact"/>
+            </w:pPr>
+            <w:r>
+              <w:t xml:space="preserve">160 GB SSD</w:t>
+            </w:r>
+          </w:p>
+        </w:tc>
+        <w:tc>
+          <w:tcPr/>
+          <w:p>
+            <w:pPr>
+              <w:pStyle w:val="Compact"/>
+            </w:pPr>
+            <w:r>
+              <w:t xml:space="preserve">Direkomendasikan untuk penggunaan rutin, peta interaktif, backup berkala, dan pertumbuhan data</w:t>
+            </w:r>
+          </w:p>
+        </w:tc>
+      </w:tr>
+      <w:tr>
+        <w:tc>
+          <w:tcPr/>
+          <w:p>
+            <w:pPr>
+              <w:pStyle w:val="Compact"/>
+            </w:pPr>
+            <w:r>
+              <w:t xml:space="preserve">Server database terpisah</w:t>
+            </w:r>
+          </w:p>
+        </w:tc>
+        <w:tc>
+          <w:tcPr/>
+          <w:p>
+            <w:pPr>
+              <w:pStyle w:val="Compact"/>
+            </w:pPr>
+            <w:r>
+              <w:t xml:space="preserve">2-4 vCPU</w:t>
+            </w:r>
+          </w:p>
+        </w:tc>
+        <w:tc>
+          <w:tcPr/>
+          <w:p>
+            <w:pPr>
+              <w:pStyle w:val="Compact"/>
+            </w:pPr>
+            <w:r>
+              <w:t xml:space="preserve">8 GB RAM</w:t>
+            </w:r>
+          </w:p>
+        </w:tc>
+        <w:tc>
+          <w:tcPr/>
+          <w:p>
+            <w:pPr>
+              <w:pStyle w:val="Compact"/>
+            </w:pPr>
+            <w:r>
+              <w:t xml:space="preserve">160 GB SSD atau lebih</w:t>
+            </w:r>
+          </w:p>
+        </w:tc>
+        <w:tc>
+          <w:tcPr/>
+          <w:p>
+            <w:pPr>
+              <w:pStyle w:val="Compact"/>
+            </w:pPr>
+            <w:r>
+              <w:t xml:space="preserve">Digunakan apabila PostgreSQL dipisahkan dari aplikasi backend untuk meningkatkan kestabilan</w:t>
+            </w:r>
+          </w:p>
+        </w:tc>
+      </w:tr>
+      <w:tr>
+        <w:tc>
+          <w:tcPr/>
+          <w:p>
+            <w:pPr>
+              <w:pStyle w:val="Compact"/>
+            </w:pPr>
+            <w:r>
+              <w:t xml:space="preserve">Lingkungan pengembangan</w:t>
+            </w:r>
+          </w:p>
+        </w:tc>
+        <w:tc>
+          <w:tcPr/>
+          <w:p>
+            <w:pPr>
+              <w:pStyle w:val="Compact"/>
+            </w:pPr>
+            <w:r>
+              <w:t xml:space="preserve">Dual core</w:t>
+            </w:r>
+          </w:p>
+        </w:tc>
+        <w:tc>
+          <w:tcPr/>
+          <w:p>
+            <w:pPr>
+              <w:pStyle w:val="Compact"/>
+            </w:pPr>
+            <w:r>
+              <w:t xml:space="preserve">8 GB RAM</w:t>
+            </w:r>
+          </w:p>
+        </w:tc>
+        <w:tc>
+          <w:tcPr/>
+          <w:p>
+            <w:pPr>
+              <w:pStyle w:val="Compact"/>
+            </w:pPr>
+            <w:r>
+              <w:t xml:space="preserve">20 GB ruang kosong</w:t>
+            </w:r>
+          </w:p>
+        </w:tc>
+        <w:tc>
+          <w:tcPr/>
+          <w:p>
+            <w:pPr>
+              <w:pStyle w:val="Compact"/>
+            </w:pPr>
+            <w:r>
+              <w:t xml:space="preserve">Digunakan untuk menjalankan frontend, backend, dan database secara lokal</w:t>
+            </w:r>
+          </w:p>
+        </w:tc>
+      </w:tr>
+    </w:tbl>
     <w:p>
       <w:pPr>
         <w:pStyle w:val="BodyText"/>
       </w:pPr>
       <w:r>
-        <w:t xml:space="preserve">Halaman login digunakan oleh pengguna internal untuk masuk ke sistem. Halaman ini menyediakan input username dan password, serta mendukung proses autentikasi lanjutan apabila MFA aktif pada akun pengguna.</w:t>
+        <w:t xml:space="preserve">Kebutuhan penyimpanan perlu disesuaikan dengan jumlah data aset, file pendukung, file kontrak sewa, dokumen backup, serta data spasial. Penggunaan SSD direkomendasikan karena akses database, proses pencarian, dan pemuatan data peta membutuhkan waktu baca tulis yang stabil.</w:t>
       </w:r>
     </w:p>
     <w:bookmarkEnd w:id="115"/>
-    <w:bookmarkStart w:id="116" w:name="halaman-dashboard"/>
+    <w:bookmarkStart w:id="116" w:name="kebutuhan-software-dan-server"/>
     <w:p>
       <w:pPr>
         <w:pStyle w:val="Heading3"/>
       </w:pPr>
       <w:r>
-        <w:t xml:space="preserve">5.11.2 Halaman Dashboard</w:t>
+        <w:t xml:space="preserve">5.11.2 Kebutuhan Software dan Server</w:t>
       </w:r>
     </w:p>
     <w:p>
@@ -10664,7 +10975,426 @@
           <w:b/>
           <w:bCs/>
         </w:rPr>
-        <w:t xml:space="preserve">Gambar 5.22 Tampilan Halaman Dashboard</w:t>
+        <w:t xml:space="preserve">Tabel 5.17 Kebutuhan Software dan Server SIMASET</w:t>
+      </w:r>
+    </w:p>
+    <w:tbl>
+      <w:tblPr>
+        <w:tblStyle w:val="Table"/>
+        <w:tblW w:type="pct" w:w="5000"/>
+        <w:tblLayout w:type="fixed"/>
+        <w:tblLook w:firstRow="1" w:lastRow="0" w:firstColumn="0" w:lastColumn="0" w:noHBand="0" w:noVBand="0" w:val="0020"/>
+      </w:tblPr>
+      <w:tblGrid>
+        <w:gridCol w:w="1863"/>
+        <w:gridCol w:w="3727"/>
+        <w:gridCol w:w="2329"/>
+      </w:tblGrid>
+      <w:tr>
+        <w:trPr>
+          <w:tblHeader w:val="on"/>
+        </w:trPr>
+        <w:tc>
+          <w:tcPr/>
+          <w:p>
+            <w:pPr>
+              <w:pStyle w:val="Compact"/>
+            </w:pPr>
+            <w:r>
+              <w:t xml:space="preserve">Komponen</w:t>
+            </w:r>
+          </w:p>
+        </w:tc>
+        <w:tc>
+          <w:tcPr/>
+          <w:p>
+            <w:pPr>
+              <w:pStyle w:val="Compact"/>
+            </w:pPr>
+            <w:r>
+              <w:t xml:space="preserve">Kebutuhan Teknis</w:t>
+            </w:r>
+          </w:p>
+        </w:tc>
+        <w:tc>
+          <w:tcPr/>
+          <w:p>
+            <w:pPr>
+              <w:pStyle w:val="Compact"/>
+            </w:pPr>
+            <w:r>
+              <w:t xml:space="preserve">Keterangan</w:t>
+            </w:r>
+          </w:p>
+        </w:tc>
+      </w:tr>
+      <w:tr>
+        <w:tc>
+          <w:tcPr/>
+          <w:p>
+            <w:pPr>
+              <w:pStyle w:val="Compact"/>
+            </w:pPr>
+            <w:r>
+              <w:t xml:space="preserve">Sistem operasi server</w:t>
+            </w:r>
+          </w:p>
+        </w:tc>
+        <w:tc>
+          <w:tcPr/>
+          <w:p>
+            <w:pPr>
+              <w:pStyle w:val="Compact"/>
+            </w:pPr>
+            <w:r>
+              <w:t xml:space="preserve">Linux server, misalnya Ubuntu Server LTS</w:t>
+            </w:r>
+          </w:p>
+        </w:tc>
+        <w:tc>
+          <w:tcPr/>
+          <w:p>
+            <w:pPr>
+              <w:pStyle w:val="Compact"/>
+            </w:pPr>
+            <w:r>
+              <w:t xml:space="preserve">Direkomendasikan untuk kestabilan deployment backend dan database</w:t>
+            </w:r>
+          </w:p>
+        </w:tc>
+      </w:tr>
+      <w:tr>
+        <w:tc>
+          <w:tcPr/>
+          <w:p>
+            <w:pPr>
+              <w:pStyle w:val="Compact"/>
+            </w:pPr>
+            <w:r>
+              <w:t xml:space="preserve">Runtime backend</w:t>
+            </w:r>
+          </w:p>
+        </w:tc>
+        <w:tc>
+          <w:tcPr/>
+          <w:p>
+            <w:pPr>
+              <w:pStyle w:val="Compact"/>
+            </w:pPr>
+            <w:r>
+              <w:t xml:space="preserve">Node.js LTS</w:t>
+            </w:r>
+          </w:p>
+        </w:tc>
+        <w:tc>
+          <w:tcPr/>
+          <w:p>
+            <w:pPr>
+              <w:pStyle w:val="Compact"/>
+            </w:pPr>
+            <w:r>
+              <w:t xml:space="preserve">Menjalankan backend Express dan service pendukung</w:t>
+            </w:r>
+          </w:p>
+        </w:tc>
+      </w:tr>
+      <w:tr>
+        <w:tc>
+          <w:tcPr/>
+          <w:p>
+            <w:pPr>
+              <w:pStyle w:val="Compact"/>
+            </w:pPr>
+            <w:r>
+              <w:t xml:space="preserve">Package manager</w:t>
+            </w:r>
+          </w:p>
+        </w:tc>
+        <w:tc>
+          <w:tcPr/>
+          <w:p>
+            <w:pPr>
+              <w:pStyle w:val="Compact"/>
+            </w:pPr>
+            <w:r>
+              <w:t xml:space="preserve">npm atau pnpm</w:t>
+            </w:r>
+          </w:p>
+        </w:tc>
+        <w:tc>
+          <w:tcPr/>
+          <w:p>
+            <w:pPr>
+              <w:pStyle w:val="Compact"/>
+            </w:pPr>
+            <w:r>
+              <w:t xml:space="preserve">Mengelola dependensi frontend dan backend</w:t>
+            </w:r>
+          </w:p>
+        </w:tc>
+      </w:tr>
+      <w:tr>
+        <w:tc>
+          <w:tcPr/>
+          <w:p>
+            <w:pPr>
+              <w:pStyle w:val="Compact"/>
+            </w:pPr>
+            <w:r>
+              <w:t xml:space="preserve">Database</w:t>
+            </w:r>
+          </w:p>
+        </w:tc>
+        <w:tc>
+          <w:tcPr/>
+          <w:p>
+            <w:pPr>
+              <w:pStyle w:val="Compact"/>
+            </w:pPr>
+            <w:r>
+              <w:t xml:space="preserve">PostgreSQL</w:t>
+            </w:r>
+          </w:p>
+        </w:tc>
+        <w:tc>
+          <w:tcPr/>
+          <w:p>
+            <w:pPr>
+              <w:pStyle w:val="Compact"/>
+            </w:pPr>
+            <w:r>
+              <w:t xml:space="preserve">Menyimpan data pengguna, aset, pusat data, sewa, riwayat, notifikasi, dan EKASMAT</w:t>
+            </w:r>
+          </w:p>
+        </w:tc>
+      </w:tr>
+      <w:tr>
+        <w:tc>
+          <w:tcPr/>
+          <w:p>
+            <w:pPr>
+              <w:pStyle w:val="Compact"/>
+            </w:pPr>
+            <w:r>
+              <w:t xml:space="preserve">ORM</w:t>
+            </w:r>
+          </w:p>
+        </w:tc>
+        <w:tc>
+          <w:tcPr/>
+          <w:p>
+            <w:pPr>
+              <w:pStyle w:val="Compact"/>
+            </w:pPr>
+            <w:r>
+              <w:t xml:space="preserve">Sequelize</w:t>
+            </w:r>
+          </w:p>
+        </w:tc>
+        <w:tc>
+          <w:tcPr/>
+          <w:p>
+            <w:pPr>
+              <w:pStyle w:val="Compact"/>
+            </w:pPr>
+            <w:r>
+              <w:t xml:space="preserve">Menghubungkan model backend dengan PostgreSQL</w:t>
+            </w:r>
+          </w:p>
+        </w:tc>
+      </w:tr>
+      <w:tr>
+        <w:tc>
+          <w:tcPr/>
+          <w:p>
+            <w:pPr>
+              <w:pStyle w:val="Compact"/>
+            </w:pPr>
+            <w:r>
+              <w:t xml:space="preserve">Web server/reverse proxy</w:t>
+            </w:r>
+          </w:p>
+        </w:tc>
+        <w:tc>
+          <w:tcPr/>
+          <w:p>
+            <w:pPr>
+              <w:pStyle w:val="Compact"/>
+            </w:pPr>
+            <w:r>
+              <w:t xml:space="preserve">Nginx atau Apache</w:t>
+            </w:r>
+          </w:p>
+        </w:tc>
+        <w:tc>
+          <w:tcPr/>
+          <w:p>
+            <w:pPr>
+              <w:pStyle w:val="Compact"/>
+            </w:pPr>
+            <w:r>
+              <w:t xml:space="preserve">Mengatur proxy ke backend, serving frontend build, HTTPS, dan kompresi</w:t>
+            </w:r>
+          </w:p>
+        </w:tc>
+      </w:tr>
+      <w:tr>
+        <w:tc>
+          <w:tcPr/>
+          <w:p>
+            <w:pPr>
+              <w:pStyle w:val="Compact"/>
+            </w:pPr>
+            <w:r>
+              <w:t xml:space="preserve">Process manager</w:t>
+            </w:r>
+          </w:p>
+        </w:tc>
+        <w:tc>
+          <w:tcPr/>
+          <w:p>
+            <w:pPr>
+              <w:pStyle w:val="Compact"/>
+            </w:pPr>
+            <w:r>
+              <w:t xml:space="preserve">PM2 atau service systemd</w:t>
+            </w:r>
+          </w:p>
+        </w:tc>
+        <w:tc>
+          <w:tcPr/>
+          <w:p>
+            <w:pPr>
+              <w:pStyle w:val="Compact"/>
+            </w:pPr>
+            <w:r>
+              <w:t xml:space="preserve">Menjaga proses backend tetap berjalan setelah server restart</w:t>
+            </w:r>
+          </w:p>
+        </w:tc>
+      </w:tr>
+      <w:tr>
+        <w:tc>
+          <w:tcPr/>
+          <w:p>
+            <w:pPr>
+              <w:pStyle w:val="Compact"/>
+            </w:pPr>
+            <w:r>
+              <w:t xml:space="preserve">Keamanan transport</w:t>
+            </w:r>
+          </w:p>
+        </w:tc>
+        <w:tc>
+          <w:tcPr/>
+          <w:p>
+            <w:pPr>
+              <w:pStyle w:val="Compact"/>
+            </w:pPr>
+            <w:r>
+              <w:t xml:space="preserve">HTTPS/TLS</w:t>
+            </w:r>
+          </w:p>
+        </w:tc>
+        <w:tc>
+          <w:tcPr/>
+          <w:p>
+            <w:pPr>
+              <w:pStyle w:val="Compact"/>
+            </w:pPr>
+            <w:r>
+              <w:t xml:space="preserve">Melindungi proses login, token, dan transaksi data</w:t>
+            </w:r>
+          </w:p>
+        </w:tc>
+      </w:tr>
+      <w:tr>
+        <w:tc>
+          <w:tcPr/>
+          <w:p>
+            <w:pPr>
+              <w:pStyle w:val="Compact"/>
+            </w:pPr>
+            <w:r>
+              <w:t xml:space="preserve">Backup</w:t>
+            </w:r>
+          </w:p>
+        </w:tc>
+        <w:tc>
+          <w:tcPr/>
+          <w:p>
+            <w:pPr>
+              <w:pStyle w:val="Compact"/>
+            </w:pPr>
+            <w:r>
+              <w:t xml:space="preserve">Cron job atau service backup terjadwal</w:t>
+            </w:r>
+          </w:p>
+        </w:tc>
+        <w:tc>
+          <w:tcPr/>
+          <w:p>
+            <w:pPr>
+              <w:pStyle w:val="Compact"/>
+            </w:pPr>
+            <w:r>
+              <w:t xml:space="preserve">Mendukung export, import, download, dan penyimpanan backup</w:t>
+            </w:r>
+          </w:p>
+        </w:tc>
+      </w:tr>
+      <w:tr>
+        <w:tc>
+          <w:tcPr/>
+          <w:p>
+            <w:pPr>
+              <w:pStyle w:val="Compact"/>
+            </w:pPr>
+            <w:r>
+              <w:t xml:space="preserve">Browser klien</w:t>
+            </w:r>
+          </w:p>
+        </w:tc>
+        <w:tc>
+          <w:tcPr/>
+          <w:p>
+            <w:pPr>
+              <w:pStyle w:val="Compact"/>
+            </w:pPr>
+            <w:r>
+              <w:t xml:space="preserve">Browser modern</w:t>
+            </w:r>
+          </w:p>
+        </w:tc>
+        <w:tc>
+          <w:tcPr/>
+          <w:p>
+            <w:pPr>
+              <w:pStyle w:val="Compact"/>
+            </w:pPr>
+            <w:r>
+              <w:t xml:space="preserve">Digunakan untuk mengakses dashboard, peta, dan halaman publik</w:t>
+            </w:r>
+          </w:p>
+        </w:tc>
+      </w:tr>
+    </w:tbl>
+    <w:bookmarkEnd w:id="116"/>
+    <w:bookmarkStart w:id="117" w:name="rekomendasi-deployment"/>
+    <w:p>
+      <w:pPr>
+        <w:pStyle w:val="Heading3"/>
+      </w:pPr>
+      <w:r>
+        <w:t xml:space="preserve">5.11.3 Rekomendasi Deployment</w:t>
+      </w:r>
+    </w:p>
+    <w:p>
+      <w:pPr>
+        <w:pStyle w:val="FirstParagraph"/>
+      </w:pPr>
+      <w:r>
+        <w:t xml:space="preserve">Deployment SIMASET direkomendasikan menggunakan arsitektur tiga lapis, yaitu frontend, backend API, dan database. Frontend React dapat di-build menjadi berkas statis dan disajikan melalui web server. Backend Express berjalan sebagai service API yang dilindungi reverse proxy. PostgreSQL dapat berjalan pada server yang sama untuk deployment awal, tetapi sebaiknya dipisahkan apabila jumlah pengguna dan volume data meningkat.</w:t>
       </w:r>
     </w:p>
     <w:p>
@@ -10672,17 +11402,58 @@
         <w:pStyle w:val="BodyText"/>
       </w:pPr>
       <w:r>
-        <w:t xml:space="preserve">Dashboard menampilkan ringkasan data dan statistik sesuai role pengguna. Informasi yang ditampilkan membantu pengguna memantau kondisi aset, status aset, dan data penting lainnya secara cepat.</w:t>
-      </w:r>
-    </w:p>
-    <w:bookmarkEnd w:id="116"/>
-    <w:bookmarkStart w:id="117" w:name="halaman-kelola-aset"/>
+        <w:t xml:space="preserve">Pada sisi keamanan, server perlu menerapkan HTTPS, pembatasan akses port database, konfigurasi environment variable untuk kredensial, hashing password, JWT secret yang kuat, serta backup berkala. Untuk menjaga keandalan, file backup sebaiknya disimpan pada lokasi yang berbeda dari direktori aplikasi utama, misalnya storage terpisah atau layanan object storage internal.</w:t>
+      </w:r>
+    </w:p>
+    <w:bookmarkEnd w:id="117"/>
+    <w:bookmarkEnd w:id="118"/>
+    <w:bookmarkStart w:id="172" w:name="perancangan-interface-dan-wireframe"/>
+    <w:p>
+      <w:pPr>
+        <w:pStyle w:val="Heading2"/>
+      </w:pPr>
+      <w:r>
+        <w:t xml:space="preserve">5.12 Perancangan Interface dan Wireframe</w:t>
+      </w:r>
+    </w:p>
+    <w:p>
+      <w:pPr>
+        <w:pStyle w:val="FirstParagraph"/>
+      </w:pPr>
+      <w:r>
+        <w:t xml:space="preserve">Perancangan interface SIMASET dilakukan untuk memastikan setiap pengguna dapat mengakses fitur sesuai kebutuhan dan hak aksesnya. Pada bagian ini, rancangan interface disajikan dalam bentuk wireframe hitam-putih agar fokus pembahasan berada pada struktur halaman, penempatan komponen, navigasi, tabel, formulir, peta, dan alur interaksi utama.</w:t>
+      </w:r>
+    </w:p>
+    <w:p>
+      <w:pPr>
+        <w:pStyle w:val="BodyText"/>
+      </w:pPr>
+      <w:r>
+        <w:t xml:space="preserve">Wireframe dibuat berdasarkan halaman yang tersedia pada aplikasi SIMASET saat ini. File wireframe disimpan pada folder</w:t>
+      </w:r>
+      <w:r>
+        <w:t xml:space="preserve"> </w:t>
+      </w:r>
+      <w:r>
+        <w:rPr>
+          <w:rStyle w:val="VerbatimChar"/>
+        </w:rPr>
+        <w:t xml:space="preserve">documents/bab5/wireframe</w:t>
+      </w:r>
+      <w:r>
+        <w:t xml:space="preserve"> </w:t>
+      </w:r>
+      <w:r>
+        <w:t xml:space="preserve">dalam bentuk HTML dan CSS statis, kemudian dirender menjadi gambar agar dapat dimasukkan langsung ke dalam dokumen BAB V.</w:t>
+      </w:r>
+    </w:p>
+    <w:bookmarkStart w:id="122" w:name="halaman-login"/>
     <w:p>
       <w:pPr>
         <w:pStyle w:val="Heading3"/>
       </w:pPr>
       <w:r>
-        <w:t xml:space="preserve">5.11.3 Halaman Kelola Aset</w:t>
+        <w:t xml:space="preserve">5.12.1 Halaman Login</w:t>
       </w:r>
     </w:p>
     <w:p>
@@ -10694,7 +11465,62 @@
           <w:b/>
           <w:bCs/>
         </w:rPr>
-        <w:t xml:space="preserve">Gambar 5.23 Tampilan Halaman Kelola Aset</w:t>
+        <w:t xml:space="preserve">Gambar 5.21 Wireframe Halaman Login</w:t>
+      </w:r>
+    </w:p>
+    <w:p>
+      <w:pPr>
+        <w:pStyle w:val="CaptionedFigure"/>
+      </w:pPr>
+      <w:r>
+        <w:drawing>
+          <wp:inline>
+            <wp:extent cx="5334000" cy="3271520"/>
+            <wp:effectExtent b="0" l="0" r="0" t="0"/>
+            <wp:docPr descr="Gambar 5.21 Wireframe Halaman Login" title="" id="120" name="Picture"/>
+            <a:graphic>
+              <a:graphicData uri="http://schemas.openxmlformats.org/drawingml/2006/picture">
+                <pic:pic>
+                  <pic:nvPicPr>
+                    <pic:cNvPr descr="wireframe/wireframe-5-21-login.png" id="121" name="Picture"/>
+                    <pic:cNvPicPr>
+                      <a:picLocks noChangeArrowheads="1" noChangeAspect="1"/>
+                    </pic:cNvPicPr>
+                  </pic:nvPicPr>
+                  <pic:blipFill>
+                    <a:blip r:embed="rId119"/>
+                    <a:stretch>
+                      <a:fillRect/>
+                    </a:stretch>
+                  </pic:blipFill>
+                  <pic:spPr bwMode="auto">
+                    <a:xfrm>
+                      <a:off x="0" y="0"/>
+                      <a:ext cx="5334000" cy="3271520"/>
+                    </a:xfrm>
+                    <a:prstGeom prst="rect">
+                      <a:avLst/>
+                    </a:prstGeom>
+                    <a:noFill/>
+                    <a:ln w="9525">
+                      <a:noFill/>
+                      <a:headEnd/>
+                      <a:tailEnd/>
+                    </a:ln>
+                  </pic:spPr>
+                </pic:pic>
+              </a:graphicData>
+            </a:graphic>
+          </wp:inline>
+        </w:drawing>
+      </w:r>
+    </w:p>
+    <w:p>
+      <w:pPr>
+        <w:pStyle w:val="ImageCaption"/>
+      </w:pPr>
+      <w:r>
+        <w:t xml:space="preserve">Gambar 5.21 Wireframe Halaman Login</w:t>
       </w:r>
     </w:p>
     <w:p>
@@ -10702,17 +11528,17 @@
         <w:pStyle w:val="BodyText"/>
       </w:pPr>
       <w:r>
-        <w:t xml:space="preserve">Halaman kelola aset digunakan untuk melihat, menambah, memperbarui, dan menghapus data aset sesuai hak akses. Halaman ini menyediakan tabel data, pencarian, filter, dan aksi pengelolaan data.</w:t>
-      </w:r>
-    </w:p>
-    <w:bookmarkEnd w:id="117"/>
-    <w:bookmarkStart w:id="118" w:name="halaman-data-substansi"/>
+        <w:t xml:space="preserve">Halaman login digunakan oleh pengguna internal untuk masuk ke sistem. Wireframe halaman ini menempatkan identitas sistem, form username dan password, tombol masuk, serta akses menuju halaman publik sewa tersedia dan EKASMAT.</w:t>
+      </w:r>
+    </w:p>
+    <w:bookmarkEnd w:id="122"/>
+    <w:bookmarkStart w:id="126" w:name="halaman-dashboard"/>
     <w:p>
       <w:pPr>
         <w:pStyle w:val="Heading3"/>
       </w:pPr>
       <w:r>
-        <w:t xml:space="preserve">5.11.4 Halaman Data Substansi</w:t>
+        <w:t xml:space="preserve">5.12.2 Halaman Dashboard</w:t>
       </w:r>
     </w:p>
     <w:p>
@@ -10724,7 +11550,62 @@
           <w:b/>
           <w:bCs/>
         </w:rPr>
-        <w:t xml:space="preserve">Gambar 5.24 Tampilan Halaman Data Legal, Fisik, Administratif, dan Spasial</w:t>
+        <w:t xml:space="preserve">Gambar 5.22 Wireframe Halaman Dashboard</w:t>
+      </w:r>
+    </w:p>
+    <w:p>
+      <w:pPr>
+        <w:pStyle w:val="CaptionedFigure"/>
+      </w:pPr>
+      <w:r>
+        <w:drawing>
+          <wp:inline>
+            <wp:extent cx="5334000" cy="3271520"/>
+            <wp:effectExtent b="0" l="0" r="0" t="0"/>
+            <wp:docPr descr="Gambar 5.22 Wireframe Halaman Dashboard" title="" id="124" name="Picture"/>
+            <a:graphic>
+              <a:graphicData uri="http://schemas.openxmlformats.org/drawingml/2006/picture">
+                <pic:pic>
+                  <pic:nvPicPr>
+                    <pic:cNvPr descr="wireframe/wireframe-5-22-dashboard.png" id="125" name="Picture"/>
+                    <pic:cNvPicPr>
+                      <a:picLocks noChangeArrowheads="1" noChangeAspect="1"/>
+                    </pic:cNvPicPr>
+                  </pic:nvPicPr>
+                  <pic:blipFill>
+                    <a:blip r:embed="rId123"/>
+                    <a:stretch>
+                      <a:fillRect/>
+                    </a:stretch>
+                  </pic:blipFill>
+                  <pic:spPr bwMode="auto">
+                    <a:xfrm>
+                      <a:off x="0" y="0"/>
+                      <a:ext cx="5334000" cy="3271520"/>
+                    </a:xfrm>
+                    <a:prstGeom prst="rect">
+                      <a:avLst/>
+                    </a:prstGeom>
+                    <a:noFill/>
+                    <a:ln w="9525">
+                      <a:noFill/>
+                      <a:headEnd/>
+                      <a:tailEnd/>
+                    </a:ln>
+                  </pic:spPr>
+                </pic:pic>
+              </a:graphicData>
+            </a:graphic>
+          </wp:inline>
+        </w:drawing>
+      </w:r>
+    </w:p>
+    <w:p>
+      <w:pPr>
+        <w:pStyle w:val="ImageCaption"/>
+      </w:pPr>
+      <w:r>
+        <w:t xml:space="preserve">Gambar 5.22 Wireframe Halaman Dashboard</w:t>
       </w:r>
     </w:p>
     <w:p>
@@ -10732,17 +11613,17 @@
         <w:pStyle w:val="BodyText"/>
       </w:pPr>
       <w:r>
-        <w:t xml:space="preserve">Halaman data substansi digunakan oleh BPN untuk mengelola informasi legal, fisik, administratif, dan spasial aset. Pembagian halaman ini memudahkan pengguna dalam memperbarui data berdasarkan kategori informasi aset.</w:t>
-      </w:r>
-    </w:p>
-    <w:bookmarkEnd w:id="118"/>
-    <w:bookmarkStart w:id="119" w:name="halaman-pusat-data"/>
+        <w:t xml:space="preserve">Dashboard menampilkan ringkasan data dan statistik sesuai role pengguna. Wireframe dashboard menempatkan sidebar, header, peta ringkas, kartu statistik, grafik, dan panel aktivitas sehingga pengguna dapat memantau kondisi aset secara cepat.</w:t>
+      </w:r>
+    </w:p>
+    <w:bookmarkEnd w:id="126"/>
+    <w:bookmarkStart w:id="130" w:name="halaman-kelola-aset"/>
     <w:p>
       <w:pPr>
         <w:pStyle w:val="Heading3"/>
       </w:pPr>
       <w:r>
-        <w:t xml:space="preserve">5.11.5 Halaman Pusat Data</w:t>
+        <w:t xml:space="preserve">5.12.3 Halaman Kelola Aset</w:t>
       </w:r>
     </w:p>
     <w:p>
@@ -10754,7 +11635,62 @@
           <w:b/>
           <w:bCs/>
         </w:rPr>
-        <w:t xml:space="preserve">Gambar 5.25 Tampilan Halaman Pusat Data</w:t>
+        <w:t xml:space="preserve">Gambar 5.23 Wireframe Halaman Kelola Aset</w:t>
+      </w:r>
+    </w:p>
+    <w:p>
+      <w:pPr>
+        <w:pStyle w:val="CaptionedFigure"/>
+      </w:pPr>
+      <w:r>
+        <w:drawing>
+          <wp:inline>
+            <wp:extent cx="5334000" cy="3271520"/>
+            <wp:effectExtent b="0" l="0" r="0" t="0"/>
+            <wp:docPr descr="Gambar 5.23 Wireframe Halaman Kelola Aset" title="" id="128" name="Picture"/>
+            <a:graphic>
+              <a:graphicData uri="http://schemas.openxmlformats.org/drawingml/2006/picture">
+                <pic:pic>
+                  <pic:nvPicPr>
+                    <pic:cNvPr descr="wireframe/wireframe-5-23-kelola-aset.png" id="129" name="Picture"/>
+                    <pic:cNvPicPr>
+                      <a:picLocks noChangeArrowheads="1" noChangeAspect="1"/>
+                    </pic:cNvPicPr>
+                  </pic:nvPicPr>
+                  <pic:blipFill>
+                    <a:blip r:embed="rId127"/>
+                    <a:stretch>
+                      <a:fillRect/>
+                    </a:stretch>
+                  </pic:blipFill>
+                  <pic:spPr bwMode="auto">
+                    <a:xfrm>
+                      <a:off x="0" y="0"/>
+                      <a:ext cx="5334000" cy="3271520"/>
+                    </a:xfrm>
+                    <a:prstGeom prst="rect">
+                      <a:avLst/>
+                    </a:prstGeom>
+                    <a:noFill/>
+                    <a:ln w="9525">
+                      <a:noFill/>
+                      <a:headEnd/>
+                      <a:tailEnd/>
+                    </a:ln>
+                  </pic:spPr>
+                </pic:pic>
+              </a:graphicData>
+            </a:graphic>
+          </wp:inline>
+        </w:drawing>
+      </w:r>
+    </w:p>
+    <w:p>
+      <w:pPr>
+        <w:pStyle w:val="ImageCaption"/>
+      </w:pPr>
+      <w:r>
+        <w:t xml:space="preserve">Gambar 5.23 Wireframe Halaman Kelola Aset</w:t>
       </w:r>
     </w:p>
     <w:p>
@@ -10762,17 +11698,17 @@
         <w:pStyle w:val="BodyText"/>
       </w:pPr>
       <w:r>
-        <w:t xml:space="preserve">Halaman pusat data digunakan untuk mengelola repositori data aset BPKAD. Halaman ini menyediakan tabel data, filter kecamatan dan kelurahan, serta aksi tambah, ubah, dan hapus bagi pengguna yang memiliki hak akses.</w:t>
-      </w:r>
-    </w:p>
-    <w:bookmarkEnd w:id="119"/>
-    <w:bookmarkStart w:id="120" w:name="halaman-peta-interaktif"/>
+        <w:t xml:space="preserve">Halaman kelola aset digunakan untuk melihat, menambah, memperbarui, dan menghapus data aset sesuai hak akses. Wireframe halaman ini menampilkan area filter, tombol tambah data, tabel aset, aksi baris, dan area ringkasan data.</w:t>
+      </w:r>
+    </w:p>
+    <w:bookmarkEnd w:id="130"/>
+    <w:bookmarkStart w:id="134" w:name="halaman-data-substansi"/>
     <w:p>
       <w:pPr>
         <w:pStyle w:val="Heading3"/>
       </w:pPr>
       <w:r>
-        <w:t xml:space="preserve">5.11.6 Halaman Peta Interaktif</w:t>
+        <w:t xml:space="preserve">5.12.4 Halaman Data Substansi</w:t>
       </w:r>
     </w:p>
     <w:p>
@@ -10784,7 +11720,62 @@
           <w:b/>
           <w:bCs/>
         </w:rPr>
-        <w:t xml:space="preserve">Gambar 5.26 Tampilan Halaman Peta Interaktif</w:t>
+        <w:t xml:space="preserve">Gambar 5.24 Wireframe Halaman Data Legal, Fisik, Administratif, dan Spasial</w:t>
+      </w:r>
+    </w:p>
+    <w:p>
+      <w:pPr>
+        <w:pStyle w:val="CaptionedFigure"/>
+      </w:pPr>
+      <w:r>
+        <w:drawing>
+          <wp:inline>
+            <wp:extent cx="5334000" cy="3271520"/>
+            <wp:effectExtent b="0" l="0" r="0" t="0"/>
+            <wp:docPr descr="Gambar 5.24 Wireframe Halaman Data Substansi" title="" id="132" name="Picture"/>
+            <a:graphic>
+              <a:graphicData uri="http://schemas.openxmlformats.org/drawingml/2006/picture">
+                <pic:pic>
+                  <pic:nvPicPr>
+                    <pic:cNvPr descr="wireframe/wireframe-5-24-data-substansi.png" id="133" name="Picture"/>
+                    <pic:cNvPicPr>
+                      <a:picLocks noChangeArrowheads="1" noChangeAspect="1"/>
+                    </pic:cNvPicPr>
+                  </pic:nvPicPr>
+                  <pic:blipFill>
+                    <a:blip r:embed="rId131"/>
+                    <a:stretch>
+                      <a:fillRect/>
+                    </a:stretch>
+                  </pic:blipFill>
+                  <pic:spPr bwMode="auto">
+                    <a:xfrm>
+                      <a:off x="0" y="0"/>
+                      <a:ext cx="5334000" cy="3271520"/>
+                    </a:xfrm>
+                    <a:prstGeom prst="rect">
+                      <a:avLst/>
+                    </a:prstGeom>
+                    <a:noFill/>
+                    <a:ln w="9525">
+                      <a:noFill/>
+                      <a:headEnd/>
+                      <a:tailEnd/>
+                    </a:ln>
+                  </pic:spPr>
+                </pic:pic>
+              </a:graphicData>
+            </a:graphic>
+          </wp:inline>
+        </w:drawing>
+      </w:r>
+    </w:p>
+    <w:p>
+      <w:pPr>
+        <w:pStyle w:val="ImageCaption"/>
+      </w:pPr>
+      <w:r>
+        <w:t xml:space="preserve">Gambar 5.24 Wireframe Halaman Data Substansi</w:t>
       </w:r>
     </w:p>
     <w:p>
@@ -10792,17 +11783,17 @@
         <w:pStyle w:val="BodyText"/>
       </w:pPr>
       <w:r>
-        <w:t xml:space="preserve">Halaman peta interaktif menampilkan lokasi aset secara spasial. Pengguna dapat melihat marker aset, layer peta, filter status, pencarian, dan detail aset. Fitur ini membantu analisis berbasis lokasi dan mendukung pengambilan keputusan.</w:t>
-      </w:r>
-    </w:p>
-    <w:bookmarkEnd w:id="120"/>
-    <w:bookmarkStart w:id="121" w:name="halaman-penyewaan"/>
+        <w:t xml:space="preserve">Halaman data substansi digunakan oleh BPN untuk mengelola informasi legal, fisik, administratif, dan spasial aset. Wireframe halaman ini menggunakan pola tabel dan panel detail agar pembaruan substansi dapat dilakukan berdasarkan kategori data.</w:t>
+      </w:r>
+    </w:p>
+    <w:bookmarkEnd w:id="134"/>
+    <w:bookmarkStart w:id="138" w:name="halaman-pusat-data"/>
     <w:p>
       <w:pPr>
         <w:pStyle w:val="Heading3"/>
       </w:pPr>
       <w:r>
-        <w:t xml:space="preserve">5.11.7 Halaman Penyewaan</w:t>
+        <w:t xml:space="preserve">5.12.5 Halaman Pusat Data</w:t>
       </w:r>
     </w:p>
     <w:p>
@@ -10814,7 +11805,62 @@
           <w:b/>
           <w:bCs/>
         </w:rPr>
-        <w:t xml:space="preserve">Gambar 5.27 Tampilan Halaman Penyewaan</w:t>
+        <w:t xml:space="preserve">Gambar 5.25 Wireframe Halaman Pusat Data</w:t>
+      </w:r>
+    </w:p>
+    <w:p>
+      <w:pPr>
+        <w:pStyle w:val="CaptionedFigure"/>
+      </w:pPr>
+      <w:r>
+        <w:drawing>
+          <wp:inline>
+            <wp:extent cx="5334000" cy="3271520"/>
+            <wp:effectExtent b="0" l="0" r="0" t="0"/>
+            <wp:docPr descr="Gambar 5.25 Wireframe Halaman Pusat Data" title="" id="136" name="Picture"/>
+            <a:graphic>
+              <a:graphicData uri="http://schemas.openxmlformats.org/drawingml/2006/picture">
+                <pic:pic>
+                  <pic:nvPicPr>
+                    <pic:cNvPr descr="wireframe/wireframe-5-25-pusat-data.png" id="137" name="Picture"/>
+                    <pic:cNvPicPr>
+                      <a:picLocks noChangeArrowheads="1" noChangeAspect="1"/>
+                    </pic:cNvPicPr>
+                  </pic:nvPicPr>
+                  <pic:blipFill>
+                    <a:blip r:embed="rId135"/>
+                    <a:stretch>
+                      <a:fillRect/>
+                    </a:stretch>
+                  </pic:blipFill>
+                  <pic:spPr bwMode="auto">
+                    <a:xfrm>
+                      <a:off x="0" y="0"/>
+                      <a:ext cx="5334000" cy="3271520"/>
+                    </a:xfrm>
+                    <a:prstGeom prst="rect">
+                      <a:avLst/>
+                    </a:prstGeom>
+                    <a:noFill/>
+                    <a:ln w="9525">
+                      <a:noFill/>
+                      <a:headEnd/>
+                      <a:tailEnd/>
+                    </a:ln>
+                  </pic:spPr>
+                </pic:pic>
+              </a:graphicData>
+            </a:graphic>
+          </wp:inline>
+        </w:drawing>
+      </w:r>
+    </w:p>
+    <w:p>
+      <w:pPr>
+        <w:pStyle w:val="ImageCaption"/>
+      </w:pPr>
+      <w:r>
+        <w:t xml:space="preserve">Gambar 5.25 Wireframe Halaman Pusat Data</w:t>
       </w:r>
     </w:p>
     <w:p>
@@ -10822,17 +11868,17 @@
         <w:pStyle w:val="BodyText"/>
       </w:pPr>
       <w:r>
-        <w:t xml:space="preserve">Halaman penyewaan digunakan oleh BPKAD untuk mengelola data sewa aset. Informasi yang dikelola meliputi data penyewa, periode sewa, nilai sewa, kontrak, status sewa, dan pengembalian aset.</w:t>
-      </w:r>
-    </w:p>
-    <w:bookmarkEnd w:id="121"/>
-    <w:bookmarkStart w:id="122" w:name="halaman-permintaan-sewa"/>
+        <w:t xml:space="preserve">Halaman pusat data digunakan untuk mengelola repositori data aset BPKAD. Wireframe halaman ini menempatkan filter kecamatan dan kelurahan, peta ringkas, tabel pusat data, serta tombol aksi pengelolaan data.</w:t>
+      </w:r>
+    </w:p>
+    <w:bookmarkEnd w:id="138"/>
+    <w:bookmarkStart w:id="142" w:name="halaman-peta-interaktif"/>
     <w:p>
       <w:pPr>
         <w:pStyle w:val="Heading3"/>
       </w:pPr>
       <w:r>
-        <w:t xml:space="preserve">5.11.8 Halaman Permintaan Sewa</w:t>
+        <w:t xml:space="preserve">5.12.6 Halaman Peta Interaktif</w:t>
       </w:r>
     </w:p>
     <w:p>
@@ -10844,7 +11890,62 @@
           <w:b/>
           <w:bCs/>
         </w:rPr>
-        <w:t xml:space="preserve">Gambar 5.28 Tampilan Halaman Permintaan Sewa</w:t>
+        <w:t xml:space="preserve">Gambar 5.26 Wireframe Halaman Peta Interaktif</w:t>
+      </w:r>
+    </w:p>
+    <w:p>
+      <w:pPr>
+        <w:pStyle w:val="CaptionedFigure"/>
+      </w:pPr>
+      <w:r>
+        <w:drawing>
+          <wp:inline>
+            <wp:extent cx="5334000" cy="3271520"/>
+            <wp:effectExtent b="0" l="0" r="0" t="0"/>
+            <wp:docPr descr="Gambar 5.26 Wireframe Halaman Peta Interaktif" title="" id="140" name="Picture"/>
+            <a:graphic>
+              <a:graphicData uri="http://schemas.openxmlformats.org/drawingml/2006/picture">
+                <pic:pic>
+                  <pic:nvPicPr>
+                    <pic:cNvPr descr="wireframe/wireframe-5-26-peta-interaktif.png" id="141" name="Picture"/>
+                    <pic:cNvPicPr>
+                      <a:picLocks noChangeArrowheads="1" noChangeAspect="1"/>
+                    </pic:cNvPicPr>
+                  </pic:nvPicPr>
+                  <pic:blipFill>
+                    <a:blip r:embed="rId139"/>
+                    <a:stretch>
+                      <a:fillRect/>
+                    </a:stretch>
+                  </pic:blipFill>
+                  <pic:spPr bwMode="auto">
+                    <a:xfrm>
+                      <a:off x="0" y="0"/>
+                      <a:ext cx="5334000" cy="3271520"/>
+                    </a:xfrm>
+                    <a:prstGeom prst="rect">
+                      <a:avLst/>
+                    </a:prstGeom>
+                    <a:noFill/>
+                    <a:ln w="9525">
+                      <a:noFill/>
+                      <a:headEnd/>
+                      <a:tailEnd/>
+                    </a:ln>
+                  </pic:spPr>
+                </pic:pic>
+              </a:graphicData>
+            </a:graphic>
+          </wp:inline>
+        </w:drawing>
+      </w:r>
+    </w:p>
+    <w:p>
+      <w:pPr>
+        <w:pStyle w:val="ImageCaption"/>
+      </w:pPr>
+      <w:r>
+        <w:t xml:space="preserve">Gambar 5.26 Wireframe Halaman Peta Interaktif</w:t>
       </w:r>
     </w:p>
     <w:p>
@@ -10852,17 +11953,17 @@
         <w:pStyle w:val="BodyText"/>
       </w:pPr>
       <w:r>
-        <w:t xml:space="preserve">Halaman permintaan sewa digunakan untuk memproses permintaan yang diajukan oleh masyarakat. Petugas BPKAD dapat melihat detail permintaan, memperbarui status, memberikan catatan, dan menghapus data permintaan jika diperlukan.</w:t>
-      </w:r>
-    </w:p>
-    <w:bookmarkEnd w:id="122"/>
-    <w:bookmarkStart w:id="123" w:name="halaman-publik-aset-sewa-tersedia"/>
+        <w:t xml:space="preserve">Halaman peta interaktif menampilkan lokasi aset secara spasial. Wireframe halaman ini menempatkan peta sebagai area utama, panel layer, filter status, pencarian, legenda, dan panel detail aset.</w:t>
+      </w:r>
+    </w:p>
+    <w:bookmarkEnd w:id="142"/>
+    <w:bookmarkStart w:id="146" w:name="halaman-penyewaan"/>
     <w:p>
       <w:pPr>
         <w:pStyle w:val="Heading3"/>
       </w:pPr>
       <w:r>
-        <w:t xml:space="preserve">5.11.9 Halaman Publik Aset Sewa Tersedia</w:t>
+        <w:t xml:space="preserve">5.12.7 Halaman Penyewaan</w:t>
       </w:r>
     </w:p>
     <w:p>
@@ -10874,7 +11975,62 @@
           <w:b/>
           <w:bCs/>
         </w:rPr>
-        <w:t xml:space="preserve">Gambar 5.29 Tampilan Halaman Publik Aset Sewa Tersedia</w:t>
+        <w:t xml:space="preserve">Gambar 5.27 Wireframe Halaman Penyewaan</w:t>
+      </w:r>
+    </w:p>
+    <w:p>
+      <w:pPr>
+        <w:pStyle w:val="CaptionedFigure"/>
+      </w:pPr>
+      <w:r>
+        <w:drawing>
+          <wp:inline>
+            <wp:extent cx="5334000" cy="3271520"/>
+            <wp:effectExtent b="0" l="0" r="0" t="0"/>
+            <wp:docPr descr="Gambar 5.27 Wireframe Halaman Penyewaan" title="" id="144" name="Picture"/>
+            <a:graphic>
+              <a:graphicData uri="http://schemas.openxmlformats.org/drawingml/2006/picture">
+                <pic:pic>
+                  <pic:nvPicPr>
+                    <pic:cNvPr descr="wireframe/wireframe-5-27-penyewaan.png" id="145" name="Picture"/>
+                    <pic:cNvPicPr>
+                      <a:picLocks noChangeArrowheads="1" noChangeAspect="1"/>
+                    </pic:cNvPicPr>
+                  </pic:nvPicPr>
+                  <pic:blipFill>
+                    <a:blip r:embed="rId143"/>
+                    <a:stretch>
+                      <a:fillRect/>
+                    </a:stretch>
+                  </pic:blipFill>
+                  <pic:spPr bwMode="auto">
+                    <a:xfrm>
+                      <a:off x="0" y="0"/>
+                      <a:ext cx="5334000" cy="3271520"/>
+                    </a:xfrm>
+                    <a:prstGeom prst="rect">
+                      <a:avLst/>
+                    </a:prstGeom>
+                    <a:noFill/>
+                    <a:ln w="9525">
+                      <a:noFill/>
+                      <a:headEnd/>
+                      <a:tailEnd/>
+                    </a:ln>
+                  </pic:spPr>
+                </pic:pic>
+              </a:graphicData>
+            </a:graphic>
+          </wp:inline>
+        </w:drawing>
+      </w:r>
+    </w:p>
+    <w:p>
+      <w:pPr>
+        <w:pStyle w:val="ImageCaption"/>
+      </w:pPr>
+      <w:r>
+        <w:t xml:space="preserve">Gambar 5.27 Wireframe Halaman Penyewaan</w:t>
       </w:r>
     </w:p>
     <w:p>
@@ -10882,17 +12038,17 @@
         <w:pStyle w:val="BodyText"/>
       </w:pPr>
       <w:r>
-        <w:t xml:space="preserve">Halaman publik aset sewa tersedia digunakan oleh masyarakat untuk melihat aset yang dapat disewa. Melalui halaman ini, masyarakat dapat memperoleh informasi aset dan mengajukan permintaan sewa tanpa mengakses dashboard internal.</w:t>
-      </w:r>
-    </w:p>
-    <w:bookmarkEnd w:id="123"/>
-    <w:bookmarkStart w:id="124" w:name="Xab6acbd20249d75e31cf11fc886b151941b1cd7"/>
+        <w:t xml:space="preserve">Halaman penyewaan digunakan oleh BPKAD untuk mengelola data sewa aset. Wireframe halaman ini memuat kartu status, tabel penyewaan, filter status sewa, dan tombol untuk menambah atau melihat detail penyewaan.</w:t>
+      </w:r>
+    </w:p>
+    <w:bookmarkEnd w:id="146"/>
+    <w:bookmarkStart w:id="150" w:name="halaman-permintaan-sewa"/>
     <w:p>
       <w:pPr>
         <w:pStyle w:val="Heading3"/>
       </w:pPr>
       <w:r>
-        <w:t xml:space="preserve">5.11.10 Halaman Riwayat, Notifikasi, Backup, Profil, dan Pengaturan</w:t>
+        <w:t xml:space="preserve">5.12.8 Halaman Permintaan Sewa</w:t>
       </w:r>
     </w:p>
     <w:p>
@@ -10904,7 +12060,62 @@
           <w:b/>
           <w:bCs/>
         </w:rPr>
-        <w:t xml:space="preserve">Gambar 5.30 Tampilan Halaman Riwayat</w:t>
+        <w:t xml:space="preserve">Gambar 5.28 Wireframe Halaman Permintaan Sewa</w:t>
+      </w:r>
+    </w:p>
+    <w:p>
+      <w:pPr>
+        <w:pStyle w:val="CaptionedFigure"/>
+      </w:pPr>
+      <w:r>
+        <w:drawing>
+          <wp:inline>
+            <wp:extent cx="5334000" cy="3271520"/>
+            <wp:effectExtent b="0" l="0" r="0" t="0"/>
+            <wp:docPr descr="Gambar 5.28 Wireframe Halaman Permintaan Sewa" title="" id="148" name="Picture"/>
+            <a:graphic>
+              <a:graphicData uri="http://schemas.openxmlformats.org/drawingml/2006/picture">
+                <pic:pic>
+                  <pic:nvPicPr>
+                    <pic:cNvPr descr="wireframe/wireframe-5-28-permintaan-sewa.png" id="149" name="Picture"/>
+                    <pic:cNvPicPr>
+                      <a:picLocks noChangeArrowheads="1" noChangeAspect="1"/>
+                    </pic:cNvPicPr>
+                  </pic:nvPicPr>
+                  <pic:blipFill>
+                    <a:blip r:embed="rId147"/>
+                    <a:stretch>
+                      <a:fillRect/>
+                    </a:stretch>
+                  </pic:blipFill>
+                  <pic:spPr bwMode="auto">
+                    <a:xfrm>
+                      <a:off x="0" y="0"/>
+                      <a:ext cx="5334000" cy="3271520"/>
+                    </a:xfrm>
+                    <a:prstGeom prst="rect">
+                      <a:avLst/>
+                    </a:prstGeom>
+                    <a:noFill/>
+                    <a:ln w="9525">
+                      <a:noFill/>
+                      <a:headEnd/>
+                      <a:tailEnd/>
+                    </a:ln>
+                  </pic:spPr>
+                </pic:pic>
+              </a:graphicData>
+            </a:graphic>
+          </wp:inline>
+        </w:drawing>
+      </w:r>
+    </w:p>
+    <w:p>
+      <w:pPr>
+        <w:pStyle w:val="ImageCaption"/>
+      </w:pPr>
+      <w:r>
+        <w:t xml:space="preserve">Gambar 5.28 Wireframe Halaman Permintaan Sewa</w:t>
       </w:r>
     </w:p>
     <w:p>
@@ -10912,19 +12123,84 @@
         <w:pStyle w:val="BodyText"/>
       </w:pPr>
       <w:r>
-        <w:t xml:space="preserve">Halaman riwayat digunakan oleh admin untuk melihat catatan aktivitas pengguna. Data riwayat dapat digunakan sebagai audit trail.</w:t>
-      </w:r>
-    </w:p>
-    <w:p>
-      <w:pPr>
-        <w:pStyle w:val="BodyText"/>
+        <w:t xml:space="preserve">Halaman permintaan sewa digunakan untuk memproses permintaan yang diajukan oleh masyarakat. Wireframe halaman ini menampilkan daftar permintaan, panel detail, pilihan status, catatan admin, dan tombol respons.</w:t>
+      </w:r>
+    </w:p>
+    <w:bookmarkEnd w:id="150"/>
+    <w:bookmarkStart w:id="154" w:name="halaman-publik-aset-sewa-tersedia"/>
+    <w:p>
+      <w:pPr>
+        <w:pStyle w:val="Heading3"/>
+      </w:pPr>
+      <w:r>
+        <w:t xml:space="preserve">5.12.9 Halaman Publik Aset Sewa Tersedia</w:t>
+      </w:r>
+    </w:p>
+    <w:p>
+      <w:pPr>
+        <w:pStyle w:val="FirstParagraph"/>
       </w:pPr>
       <w:r>
         <w:rPr>
           <w:b/>
           <w:bCs/>
         </w:rPr>
-        <w:t xml:space="preserve">Gambar 5.31 Tampilan Halaman Notifikasi</w:t>
+        <w:t xml:space="preserve">Gambar 5.29 Wireframe Halaman Publik Aset Sewa Tersedia</w:t>
+      </w:r>
+    </w:p>
+    <w:p>
+      <w:pPr>
+        <w:pStyle w:val="CaptionedFigure"/>
+      </w:pPr>
+      <w:r>
+        <w:drawing>
+          <wp:inline>
+            <wp:extent cx="5334000" cy="3271520"/>
+            <wp:effectExtent b="0" l="0" r="0" t="0"/>
+            <wp:docPr descr="Gambar 5.29 Wireframe Halaman Publik Aset Sewa Tersedia" title="" id="152" name="Picture"/>
+            <a:graphic>
+              <a:graphicData uri="http://schemas.openxmlformats.org/drawingml/2006/picture">
+                <pic:pic>
+                  <pic:nvPicPr>
+                    <pic:cNvPr descr="wireframe/wireframe-5-29-publik-sewa.png" id="153" name="Picture"/>
+                    <pic:cNvPicPr>
+                      <a:picLocks noChangeArrowheads="1" noChangeAspect="1"/>
+                    </pic:cNvPicPr>
+                  </pic:nvPicPr>
+                  <pic:blipFill>
+                    <a:blip r:embed="rId151"/>
+                    <a:stretch>
+                      <a:fillRect/>
+                    </a:stretch>
+                  </pic:blipFill>
+                  <pic:spPr bwMode="auto">
+                    <a:xfrm>
+                      <a:off x="0" y="0"/>
+                      <a:ext cx="5334000" cy="3271520"/>
+                    </a:xfrm>
+                    <a:prstGeom prst="rect">
+                      <a:avLst/>
+                    </a:prstGeom>
+                    <a:noFill/>
+                    <a:ln w="9525">
+                      <a:noFill/>
+                      <a:headEnd/>
+                      <a:tailEnd/>
+                    </a:ln>
+                  </pic:spPr>
+                </pic:pic>
+              </a:graphicData>
+            </a:graphic>
+          </wp:inline>
+        </w:drawing>
+      </w:r>
+    </w:p>
+    <w:p>
+      <w:pPr>
+        <w:pStyle w:val="ImageCaption"/>
+      </w:pPr>
+      <w:r>
+        <w:t xml:space="preserve">Gambar 5.29 Wireframe Halaman Publik Aset Sewa Tersedia</w:t>
       </w:r>
     </w:p>
     <w:p>
@@ -10932,19 +12208,84 @@
         <w:pStyle w:val="BodyText"/>
       </w:pPr>
       <w:r>
-        <w:t xml:space="preserve">Halaman notifikasi digunakan untuk menampilkan daftar pemberitahuan sistem kepada pengguna.</w:t>
-      </w:r>
-    </w:p>
-    <w:p>
-      <w:pPr>
-        <w:pStyle w:val="BodyText"/>
+        <w:t xml:space="preserve">Halaman publik aset sewa tersedia digunakan oleh masyarakat untuk melihat aset yang dapat disewa. Wireframe halaman ini menempatkan navigasi publik, pencarian, daftar aset tersedia, detail aset, dan formulir pengajuan permintaan sewa.</w:t>
+      </w:r>
+    </w:p>
+    <w:bookmarkEnd w:id="154"/>
+    <w:bookmarkStart w:id="167" w:name="Xab6acbd20249d75e31cf11fc886b151941b1cd7"/>
+    <w:p>
+      <w:pPr>
+        <w:pStyle w:val="Heading3"/>
+      </w:pPr>
+      <w:r>
+        <w:t xml:space="preserve">5.12.10 Halaman Riwayat, Notifikasi, Backup, Profil, dan Pengaturan</w:t>
+      </w:r>
+    </w:p>
+    <w:p>
+      <w:pPr>
+        <w:pStyle w:val="FirstParagraph"/>
       </w:pPr>
       <w:r>
         <w:rPr>
           <w:b/>
           <w:bCs/>
         </w:rPr>
-        <w:t xml:space="preserve">Gambar 5.32 Tampilan Halaman Backup</w:t>
+        <w:t xml:space="preserve">Gambar 5.30 Wireframe Halaman Riwayat</w:t>
+      </w:r>
+    </w:p>
+    <w:p>
+      <w:pPr>
+        <w:pStyle w:val="CaptionedFigure"/>
+      </w:pPr>
+      <w:r>
+        <w:drawing>
+          <wp:inline>
+            <wp:extent cx="5334000" cy="3271520"/>
+            <wp:effectExtent b="0" l="0" r="0" t="0"/>
+            <wp:docPr descr="Gambar 5.30 Wireframe Halaman Riwayat" title="" id="156" name="Picture"/>
+            <a:graphic>
+              <a:graphicData uri="http://schemas.openxmlformats.org/drawingml/2006/picture">
+                <pic:pic>
+                  <pic:nvPicPr>
+                    <pic:cNvPr descr="wireframe/wireframe-5-30-riwayat.png" id="157" name="Picture"/>
+                    <pic:cNvPicPr>
+                      <a:picLocks noChangeArrowheads="1" noChangeAspect="1"/>
+                    </pic:cNvPicPr>
+                  </pic:nvPicPr>
+                  <pic:blipFill>
+                    <a:blip r:embed="rId155"/>
+                    <a:stretch>
+                      <a:fillRect/>
+                    </a:stretch>
+                  </pic:blipFill>
+                  <pic:spPr bwMode="auto">
+                    <a:xfrm>
+                      <a:off x="0" y="0"/>
+                      <a:ext cx="5334000" cy="3271520"/>
+                    </a:xfrm>
+                    <a:prstGeom prst="rect">
+                      <a:avLst/>
+                    </a:prstGeom>
+                    <a:noFill/>
+                    <a:ln w="9525">
+                      <a:noFill/>
+                      <a:headEnd/>
+                      <a:tailEnd/>
+                    </a:ln>
+                  </pic:spPr>
+                </pic:pic>
+              </a:graphicData>
+            </a:graphic>
+          </wp:inline>
+        </w:drawing>
+      </w:r>
+    </w:p>
+    <w:p>
+      <w:pPr>
+        <w:pStyle w:val="ImageCaption"/>
+      </w:pPr>
+      <w:r>
+        <w:t xml:space="preserve">Gambar 5.30 Wireframe Halaman Riwayat</w:t>
       </w:r>
     </w:p>
     <w:p>
@@ -10952,7 +12293,7 @@
         <w:pStyle w:val="BodyText"/>
       </w:pPr>
       <w:r>
-        <w:t xml:space="preserve">Halaman backup digunakan oleh admin untuk melakukan export, import, download, dan penghapusan file backup.</w:t>
+        <w:t xml:space="preserve">Halaman riwayat digunakan oleh admin untuk melihat catatan aktivitas pengguna. Data riwayat dapat digunakan sebagai audit trail.</w:t>
       </w:r>
     </w:p>
     <w:p>
@@ -10964,7 +12305,62 @@
           <w:b/>
           <w:bCs/>
         </w:rPr>
-        <w:t xml:space="preserve">Gambar 5.33 Tampilan Halaman Profil dan Pengaturan</w:t>
+        <w:t xml:space="preserve">Gambar 5.31 Wireframe Halaman Notifikasi</w:t>
+      </w:r>
+    </w:p>
+    <w:p>
+      <w:pPr>
+        <w:pStyle w:val="CaptionedFigure"/>
+      </w:pPr>
+      <w:r>
+        <w:drawing>
+          <wp:inline>
+            <wp:extent cx="5334000" cy="3271520"/>
+            <wp:effectExtent b="0" l="0" r="0" t="0"/>
+            <wp:docPr descr="Gambar 5.31 Wireframe Halaman Notifikasi" title="" id="159" name="Picture"/>
+            <a:graphic>
+              <a:graphicData uri="http://schemas.openxmlformats.org/drawingml/2006/picture">
+                <pic:pic>
+                  <pic:nvPicPr>
+                    <pic:cNvPr descr="wireframe/wireframe-5-31-notifikasi.png" id="160" name="Picture"/>
+                    <pic:cNvPicPr>
+                      <a:picLocks noChangeArrowheads="1" noChangeAspect="1"/>
+                    </pic:cNvPicPr>
+                  </pic:nvPicPr>
+                  <pic:blipFill>
+                    <a:blip r:embed="rId158"/>
+                    <a:stretch>
+                      <a:fillRect/>
+                    </a:stretch>
+                  </pic:blipFill>
+                  <pic:spPr bwMode="auto">
+                    <a:xfrm>
+                      <a:off x="0" y="0"/>
+                      <a:ext cx="5334000" cy="3271520"/>
+                    </a:xfrm>
+                    <a:prstGeom prst="rect">
+                      <a:avLst/>
+                    </a:prstGeom>
+                    <a:noFill/>
+                    <a:ln w="9525">
+                      <a:noFill/>
+                      <a:headEnd/>
+                      <a:tailEnd/>
+                    </a:ln>
+                  </pic:spPr>
+                </pic:pic>
+              </a:graphicData>
+            </a:graphic>
+          </wp:inline>
+        </w:drawing>
+      </w:r>
+    </w:p>
+    <w:p>
+      <w:pPr>
+        <w:pStyle w:val="ImageCaption"/>
+      </w:pPr>
+      <w:r>
+        <w:t xml:space="preserve">Gambar 5.31 Wireframe Halaman Notifikasi</w:t>
       </w:r>
     </w:p>
     <w:p>
@@ -10972,29 +12368,74 @@
         <w:pStyle w:val="BodyText"/>
       </w:pPr>
       <w:r>
-        <w:t xml:space="preserve">Halaman profil dan pengaturan digunakan untuk mengelola informasi pengguna, keamanan akun, preferensi, serta konfigurasi sistem sesuai hak akses.</w:t>
-      </w:r>
-    </w:p>
-    <w:bookmarkEnd w:id="124"/>
-    <w:bookmarkStart w:id="125" w:name="halaman-ekasmat"/>
-    <w:p>
-      <w:pPr>
-        <w:pStyle w:val="Heading3"/>
-      </w:pPr>
-      <w:r>
-        <w:t xml:space="preserve">5.11.11 Halaman EKASMAT</w:t>
-      </w:r>
-    </w:p>
-    <w:p>
-      <w:pPr>
-        <w:pStyle w:val="FirstParagraph"/>
+        <w:t xml:space="preserve">Halaman notifikasi digunakan untuk menampilkan daftar pemberitahuan sistem kepada pengguna.</w:t>
+      </w:r>
+    </w:p>
+    <w:p>
+      <w:pPr>
+        <w:pStyle w:val="BodyText"/>
       </w:pPr>
       <w:r>
         <w:rPr>
           <w:b/>
           <w:bCs/>
         </w:rPr>
-        <w:t xml:space="preserve">Gambar 5.34 Tampilan Halaman EKASMAT</w:t>
+        <w:t xml:space="preserve">Gambar 5.32 Wireframe Halaman Backup</w:t>
+      </w:r>
+    </w:p>
+    <w:p>
+      <w:pPr>
+        <w:pStyle w:val="CaptionedFigure"/>
+      </w:pPr>
+      <w:r>
+        <w:drawing>
+          <wp:inline>
+            <wp:extent cx="5334000" cy="3271520"/>
+            <wp:effectExtent b="0" l="0" r="0" t="0"/>
+            <wp:docPr descr="Gambar 5.32 Wireframe Halaman Backup" title="" id="162" name="Picture"/>
+            <a:graphic>
+              <a:graphicData uri="http://schemas.openxmlformats.org/drawingml/2006/picture">
+                <pic:pic>
+                  <pic:nvPicPr>
+                    <pic:cNvPr descr="wireframe/wireframe-5-32-backup.png" id="163" name="Picture"/>
+                    <pic:cNvPicPr>
+                      <a:picLocks noChangeArrowheads="1" noChangeAspect="1"/>
+                    </pic:cNvPicPr>
+                  </pic:nvPicPr>
+                  <pic:blipFill>
+                    <a:blip r:embed="rId161"/>
+                    <a:stretch>
+                      <a:fillRect/>
+                    </a:stretch>
+                  </pic:blipFill>
+                  <pic:spPr bwMode="auto">
+                    <a:xfrm>
+                      <a:off x="0" y="0"/>
+                      <a:ext cx="5334000" cy="3271520"/>
+                    </a:xfrm>
+                    <a:prstGeom prst="rect">
+                      <a:avLst/>
+                    </a:prstGeom>
+                    <a:noFill/>
+                    <a:ln w="9525">
+                      <a:noFill/>
+                      <a:headEnd/>
+                      <a:tailEnd/>
+                    </a:ln>
+                  </pic:spPr>
+                </pic:pic>
+              </a:graphicData>
+            </a:graphic>
+          </wp:inline>
+        </w:drawing>
+      </w:r>
+    </w:p>
+    <w:p>
+      <w:pPr>
+        <w:pStyle w:val="ImageCaption"/>
+      </w:pPr>
+      <w:r>
+        <w:t xml:space="preserve">Gambar 5.32 Wireframe Halaman Backup</w:t>
       </w:r>
     </w:p>
     <w:p>
@@ -11002,18 +12443,178 @@
         <w:pStyle w:val="BodyText"/>
       </w:pPr>
       <w:r>
-        <w:t xml:space="preserve">Halaman EKASMAT digunakan untuk mengisi kuesioner atau evaluasi layanan. Data yang dikirimkan disimpan dalam sistem dalam bentuk nama responden, sumber, skor, dan waktu pengisian.</w:t>
-      </w:r>
-    </w:p>
-    <w:bookmarkEnd w:id="125"/>
-    <w:bookmarkEnd w:id="126"/>
-    <w:bookmarkStart w:id="127" w:name="penutup"/>
+        <w:t xml:space="preserve">Halaman backup digunakan oleh admin untuk melakukan export, import, download, dan penghapusan file backup.</w:t>
+      </w:r>
+    </w:p>
+    <w:p>
+      <w:pPr>
+        <w:pStyle w:val="BodyText"/>
+      </w:pPr>
+      <w:r>
+        <w:rPr>
+          <w:b/>
+          <w:bCs/>
+        </w:rPr>
+        <w:t xml:space="preserve">Gambar 5.33 Wireframe Halaman Profil dan Pengaturan</w:t>
+      </w:r>
+    </w:p>
+    <w:p>
+      <w:pPr>
+        <w:pStyle w:val="CaptionedFigure"/>
+      </w:pPr>
+      <w:r>
+        <w:drawing>
+          <wp:inline>
+            <wp:extent cx="5334000" cy="3271520"/>
+            <wp:effectExtent b="0" l="0" r="0" t="0"/>
+            <wp:docPr descr="Gambar 5.33 Wireframe Halaman Profil dan Pengaturan" title="" id="165" name="Picture"/>
+            <a:graphic>
+              <a:graphicData uri="http://schemas.openxmlformats.org/drawingml/2006/picture">
+                <pic:pic>
+                  <pic:nvPicPr>
+                    <pic:cNvPr descr="wireframe/wireframe-5-33-profil-pengaturan.png" id="166" name="Picture"/>
+                    <pic:cNvPicPr>
+                      <a:picLocks noChangeArrowheads="1" noChangeAspect="1"/>
+                    </pic:cNvPicPr>
+                  </pic:nvPicPr>
+                  <pic:blipFill>
+                    <a:blip r:embed="rId164"/>
+                    <a:stretch>
+                      <a:fillRect/>
+                    </a:stretch>
+                  </pic:blipFill>
+                  <pic:spPr bwMode="auto">
+                    <a:xfrm>
+                      <a:off x="0" y="0"/>
+                      <a:ext cx="5334000" cy="3271520"/>
+                    </a:xfrm>
+                    <a:prstGeom prst="rect">
+                      <a:avLst/>
+                    </a:prstGeom>
+                    <a:noFill/>
+                    <a:ln w="9525">
+                      <a:noFill/>
+                      <a:headEnd/>
+                      <a:tailEnd/>
+                    </a:ln>
+                  </pic:spPr>
+                </pic:pic>
+              </a:graphicData>
+            </a:graphic>
+          </wp:inline>
+        </w:drawing>
+      </w:r>
+    </w:p>
+    <w:p>
+      <w:pPr>
+        <w:pStyle w:val="ImageCaption"/>
+      </w:pPr>
+      <w:r>
+        <w:t xml:space="preserve">Gambar 5.33 Wireframe Halaman Profil dan Pengaturan</w:t>
+      </w:r>
+    </w:p>
+    <w:p>
+      <w:pPr>
+        <w:pStyle w:val="BodyText"/>
+      </w:pPr>
+      <w:r>
+        <w:t xml:space="preserve">Halaman profil dan pengaturan digunakan untuk mengelola informasi pengguna, keamanan akun, preferensi, serta konfigurasi sistem sesuai hak akses.</w:t>
+      </w:r>
+    </w:p>
+    <w:bookmarkEnd w:id="167"/>
+    <w:bookmarkStart w:id="171" w:name="halaman-ekasmat"/>
+    <w:p>
+      <w:pPr>
+        <w:pStyle w:val="Heading3"/>
+      </w:pPr>
+      <w:r>
+        <w:t xml:space="preserve">5.12.11 Halaman EKASMAT</w:t>
+      </w:r>
+    </w:p>
+    <w:p>
+      <w:pPr>
+        <w:pStyle w:val="FirstParagraph"/>
+      </w:pPr>
+      <w:r>
+        <w:rPr>
+          <w:b/>
+          <w:bCs/>
+        </w:rPr>
+        <w:t xml:space="preserve">Gambar 5.34 Wireframe Halaman EKASMAT</w:t>
+      </w:r>
+    </w:p>
+    <w:p>
+      <w:pPr>
+        <w:pStyle w:val="CaptionedFigure"/>
+      </w:pPr>
+      <w:r>
+        <w:drawing>
+          <wp:inline>
+            <wp:extent cx="5334000" cy="3271520"/>
+            <wp:effectExtent b="0" l="0" r="0" t="0"/>
+            <wp:docPr descr="Gambar 5.34 Wireframe Halaman EKASMAT" title="" id="169" name="Picture"/>
+            <a:graphic>
+              <a:graphicData uri="http://schemas.openxmlformats.org/drawingml/2006/picture">
+                <pic:pic>
+                  <pic:nvPicPr>
+                    <pic:cNvPr descr="wireframe/wireframe-5-34-ekasmat.png" id="170" name="Picture"/>
+                    <pic:cNvPicPr>
+                      <a:picLocks noChangeArrowheads="1" noChangeAspect="1"/>
+                    </pic:cNvPicPr>
+                  </pic:nvPicPr>
+                  <pic:blipFill>
+                    <a:blip r:embed="rId168"/>
+                    <a:stretch>
+                      <a:fillRect/>
+                    </a:stretch>
+                  </pic:blipFill>
+                  <pic:spPr bwMode="auto">
+                    <a:xfrm>
+                      <a:off x="0" y="0"/>
+                      <a:ext cx="5334000" cy="3271520"/>
+                    </a:xfrm>
+                    <a:prstGeom prst="rect">
+                      <a:avLst/>
+                    </a:prstGeom>
+                    <a:noFill/>
+                    <a:ln w="9525">
+                      <a:noFill/>
+                      <a:headEnd/>
+                      <a:tailEnd/>
+                    </a:ln>
+                  </pic:spPr>
+                </pic:pic>
+              </a:graphicData>
+            </a:graphic>
+          </wp:inline>
+        </w:drawing>
+      </w:r>
+    </w:p>
+    <w:p>
+      <w:pPr>
+        <w:pStyle w:val="ImageCaption"/>
+      </w:pPr>
+      <w:r>
+        <w:t xml:space="preserve">Gambar 5.34 Wireframe Halaman EKASMAT</w:t>
+      </w:r>
+    </w:p>
+    <w:p>
+      <w:pPr>
+        <w:pStyle w:val="BodyText"/>
+      </w:pPr>
+      <w:r>
+        <w:t xml:space="preserve">Halaman EKASMAT atau Evaluasi Kinerja Aplikasi Sistem Manajemen Aset Tanah digunakan untuk mengisi kuesioner atau evaluasi layanan. Data yang dikirimkan disimpan dalam sistem dalam bentuk nama responden, sumber, skor, dan waktu pengisian.</w:t>
+      </w:r>
+    </w:p>
+    <w:bookmarkEnd w:id="171"/>
+    <w:bookmarkEnd w:id="172"/>
+    <w:bookmarkStart w:id="173" w:name="penutup"/>
     <w:p>
       <w:pPr>
         <w:pStyle w:val="Heading2"/>
       </w:pPr>
       <w:r>
-        <w:t xml:space="preserve">5.12 Penutup</w:t>
+        <w:t xml:space="preserve">5.13 Penutup</w:t>
       </w:r>
     </w:p>
     <w:p>
@@ -11021,7 +12622,7 @@
         <w:pStyle w:val="FirstParagraph"/>
       </w:pPr>
       <w:r>
-        <w:t xml:space="preserve">Berdasarkan pemodelan yang telah dilakukan, SIMASET memiliki struktur sistem yang terdiri dari proses bisnis terintegrasi, kebutuhan fungsional dan non-fungsional, aktor dengan hak akses berbeda, use case utama, data flow diagram, activity diagram, class diagram, entity relationship diagram, struktur tabel database, sequence diagram, dan rancangan antarmuka. Pemodelan ini menunjukkan bahwa SIMASET tidak hanya berfungsi sebagai sistem pencatatan aset tanah, tetapi juga sebagai platform pengelolaan aset yang menghubungkan data administratif, data pertanahan, data spasial, penyewaan aset, notifikasi, riwayat aktivitas, dan backup data.</w:t>
+        <w:t xml:space="preserve">Berdasarkan pemodelan yang telah dilakukan, SIMASET memiliki struktur sistem yang terdiri dari proses bisnis terintegrasi, kebutuhan fungsional dan non-fungsional, aktor dengan hak akses berbeda, use case utama, data flow diagram, activity diagram, class diagram, entity relationship diagram, struktur tabel database, sequence diagram, benchmarking teknis, dan rancangan antarmuka. Pemodelan ini menunjukkan bahwa SIMASET tidak hanya berfungsi sebagai sistem pencatatan aset tanah, tetapi juga sebagai platform pengelolaan aset yang menghubungkan data administratif, data pertanahan, data spasial, penyewaan aset, notifikasi, riwayat aktivitas, dan backup data.</w:t>
       </w:r>
     </w:p>
     <w:p>
@@ -11040,8 +12641,8 @@
         <w:t xml:space="preserve">Dengan adanya pemodelan ini, pengembangan dan evaluasi SIMASET dapat dilakukan secara lebih terarah. Diagram dan tabel yang disusun pada bab ini menjadi dasar untuk memahami alur kerja sistem, batasan hak akses, struktur data, serta hubungan antar komponen sistem. Selain itu, dokumentasi ini juga dapat digunakan sebagai acuan dalam pengujian, pemeliharaan, dan pengembangan fitur lanjutan pada SIMASET.</w:t>
       </w:r>
     </w:p>
-    <w:bookmarkEnd w:id="127"/>
-    <w:bookmarkStart w:id="128" w:name="daftar-pustaka"/>
+    <w:bookmarkEnd w:id="173"/>
+    <w:bookmarkStart w:id="174" w:name="daftar-pustaka"/>
     <w:p>
       <w:pPr>
         <w:pStyle w:val="Heading2"/>
@@ -11114,8 +12715,8 @@
         <w:t xml:space="preserve">Sommerville, I. (2016). Software Engineering (10th ed.). Pearson Education Limited.</w:t>
       </w:r>
     </w:p>
-    <w:bookmarkEnd w:id="128"/>
-    <w:bookmarkEnd w:id="129"/>
+    <w:bookmarkEnd w:id="174"/>
+    <w:bookmarkEnd w:id="175"/>
     <w:sectPr>
       <w:footnotePr>
         <w:numRestart w:val="eachSect"/>
